--- a/docs/1-需求说明书.docx
+++ b/docs/1-需求说明书.docx
@@ -91,6 +91,469 @@
           <w:sz w:val="22"/>
         </w:rPr>
         <w:t>配套程序：dist\Python刷题系统\Python刷题系统.exe（免安装目录版）</w:t>
+      </w:r>
+    </w:p>
+    <w:p>
+      <w:r>
+        <w:br w:type="page"/>
+      </w:r>
+    </w:p>
+    <w:p>
+      <w:pPr>
+        <w:jc w:val="center"/>
+      </w:pPr>
+      <w:r>
+        <w:rPr>
+          <w:rFonts w:ascii="黑体" w:hAnsi="黑体" w:eastAsia="黑体"/>
+          <w:b/>
+          <w:color w:val="1F2A44"/>
+          <w:sz w:val="32"/>
+        </w:rPr>
+        <w:t>目　录</w:t>
+      </w:r>
+    </w:p>
+    <w:p/>
+    <w:p>
+      <w:pPr>
+        <w:tabs>
+          <w:tab w:pos="8844" w:val="right" w:leader="dot"/>
+        </w:tabs>
+        <w:spacing w:after="40"/>
+      </w:pPr>
+      <w:r>
+        <w:rPr>
+          <w:rFonts w:ascii="宋体" w:hAnsi="宋体" w:eastAsia="宋体"/>
+          <w:b/>
+          <w:color w:val="1F2A44"/>
+          <w:sz w:val="21"/>
+        </w:rPr>
+        <w:t>1 引言</w:t>
+      </w:r>
+      <w:r>
+        <w:tab/>
+      </w:r>
+      <w:r>
+        <w:rPr>
+          <w:rFonts w:ascii="宋体" w:hAnsi="宋体" w:eastAsia="宋体"/>
+          <w:b w:val="0"/>
+          <w:color w:val="444444"/>
+          <w:sz w:val="20"/>
+        </w:rPr>
+        <w:t>3</w:t>
+      </w:r>
+    </w:p>
+    <w:p>
+      <w:pPr>
+        <w:tabs>
+          <w:tab w:pos="8617" w:val="right" w:leader="dot"/>
+        </w:tabs>
+        <w:spacing w:after="40"/>
+        <w:ind w:left="454"/>
+      </w:pPr>
+      <w:r>
+        <w:rPr>
+          <w:rFonts w:ascii="宋体" w:hAnsi="宋体" w:eastAsia="宋体"/>
+          <w:b w:val="0"/>
+          <w:color w:val="444444"/>
+          <w:sz w:val="20"/>
+        </w:rPr>
+        <w:t>1.1 编写目的</w:t>
+      </w:r>
+      <w:r>
+        <w:tab/>
+      </w:r>
+      <w:r>
+        <w:rPr>
+          <w:rFonts w:ascii="宋体" w:hAnsi="宋体" w:eastAsia="宋体"/>
+          <w:b w:val="0"/>
+          <w:color w:val="444444"/>
+          <w:sz w:val="20"/>
+        </w:rPr>
+        <w:t>3</w:t>
+      </w:r>
+    </w:p>
+    <w:p>
+      <w:pPr>
+        <w:tabs>
+          <w:tab w:pos="8617" w:val="right" w:leader="dot"/>
+        </w:tabs>
+        <w:spacing w:after="40"/>
+        <w:ind w:left="454"/>
+      </w:pPr>
+      <w:r>
+        <w:rPr>
+          <w:rFonts w:ascii="宋体" w:hAnsi="宋体" w:eastAsia="宋体"/>
+          <w:b w:val="0"/>
+          <w:color w:val="444444"/>
+          <w:sz w:val="20"/>
+        </w:rPr>
+        <w:t>1.2 项目背景</w:t>
+      </w:r>
+      <w:r>
+        <w:tab/>
+      </w:r>
+      <w:r>
+        <w:rPr>
+          <w:rFonts w:ascii="宋体" w:hAnsi="宋体" w:eastAsia="宋体"/>
+          <w:b w:val="0"/>
+          <w:color w:val="444444"/>
+          <w:sz w:val="20"/>
+        </w:rPr>
+        <w:t>3</w:t>
+      </w:r>
+    </w:p>
+    <w:p>
+      <w:pPr>
+        <w:tabs>
+          <w:tab w:pos="8617" w:val="right" w:leader="dot"/>
+        </w:tabs>
+        <w:spacing w:after="40"/>
+        <w:ind w:left="454"/>
+      </w:pPr>
+      <w:r>
+        <w:rPr>
+          <w:rFonts w:ascii="宋体" w:hAnsi="宋体" w:eastAsia="宋体"/>
+          <w:b w:val="0"/>
+          <w:color w:val="444444"/>
+          <w:sz w:val="20"/>
+        </w:rPr>
+        <w:t>1.3 术语定义</w:t>
+      </w:r>
+      <w:r>
+        <w:tab/>
+      </w:r>
+      <w:r>
+        <w:rPr>
+          <w:rFonts w:ascii="宋体" w:hAnsi="宋体" w:eastAsia="宋体"/>
+          <w:b w:val="0"/>
+          <w:color w:val="444444"/>
+          <w:sz w:val="20"/>
+        </w:rPr>
+        <w:t>3</w:t>
+      </w:r>
+    </w:p>
+    <w:p>
+      <w:pPr>
+        <w:tabs>
+          <w:tab w:pos="8844" w:val="right" w:leader="dot"/>
+        </w:tabs>
+        <w:spacing w:after="40"/>
+      </w:pPr>
+      <w:r>
+        <w:rPr>
+          <w:rFonts w:ascii="宋体" w:hAnsi="宋体" w:eastAsia="宋体"/>
+          <w:b/>
+          <w:color w:val="1F2A44"/>
+          <w:sz w:val="21"/>
+        </w:rPr>
+        <w:t>2 项目概述</w:t>
+      </w:r>
+      <w:r>
+        <w:tab/>
+      </w:r>
+      <w:r>
+        <w:rPr>
+          <w:rFonts w:ascii="宋体" w:hAnsi="宋体" w:eastAsia="宋体"/>
+          <w:b w:val="0"/>
+          <w:color w:val="444444"/>
+          <w:sz w:val="20"/>
+        </w:rPr>
+        <w:t>3</w:t>
+      </w:r>
+    </w:p>
+    <w:p>
+      <w:pPr>
+        <w:tabs>
+          <w:tab w:pos="8617" w:val="right" w:leader="dot"/>
+        </w:tabs>
+        <w:spacing w:after="40"/>
+        <w:ind w:left="454"/>
+      </w:pPr>
+      <w:r>
+        <w:rPr>
+          <w:rFonts w:ascii="宋体" w:hAnsi="宋体" w:eastAsia="宋体"/>
+          <w:b w:val="0"/>
+          <w:color w:val="444444"/>
+          <w:sz w:val="20"/>
+        </w:rPr>
+        <w:t>2.1 建设目标</w:t>
+      </w:r>
+      <w:r>
+        <w:tab/>
+      </w:r>
+      <w:r>
+        <w:rPr>
+          <w:rFonts w:ascii="宋体" w:hAnsi="宋体" w:eastAsia="宋体"/>
+          <w:b w:val="0"/>
+          <w:color w:val="444444"/>
+          <w:sz w:val="20"/>
+        </w:rPr>
+        <w:t>3</w:t>
+      </w:r>
+    </w:p>
+    <w:p>
+      <w:pPr>
+        <w:tabs>
+          <w:tab w:pos="8617" w:val="right" w:leader="dot"/>
+        </w:tabs>
+        <w:spacing w:after="40"/>
+        <w:ind w:left="454"/>
+      </w:pPr>
+      <w:r>
+        <w:rPr>
+          <w:rFonts w:ascii="宋体" w:hAnsi="宋体" w:eastAsia="宋体"/>
+          <w:b w:val="0"/>
+          <w:color w:val="444444"/>
+          <w:sz w:val="20"/>
+        </w:rPr>
+        <w:t>2.2 目标用户</w:t>
+      </w:r>
+      <w:r>
+        <w:tab/>
+      </w:r>
+      <w:r>
+        <w:rPr>
+          <w:rFonts w:ascii="宋体" w:hAnsi="宋体" w:eastAsia="宋体"/>
+          <w:b w:val="0"/>
+          <w:color w:val="444444"/>
+          <w:sz w:val="20"/>
+        </w:rPr>
+        <w:t>4</w:t>
+      </w:r>
+    </w:p>
+    <w:p>
+      <w:pPr>
+        <w:tabs>
+          <w:tab w:pos="8617" w:val="right" w:leader="dot"/>
+        </w:tabs>
+        <w:spacing w:after="40"/>
+        <w:ind w:left="454"/>
+      </w:pPr>
+      <w:r>
+        <w:rPr>
+          <w:rFonts w:ascii="宋体" w:hAnsi="宋体" w:eastAsia="宋体"/>
+          <w:b w:val="0"/>
+          <w:color w:val="444444"/>
+          <w:sz w:val="20"/>
+        </w:rPr>
+        <w:t>2.3 运行环境</w:t>
+      </w:r>
+      <w:r>
+        <w:tab/>
+      </w:r>
+      <w:r>
+        <w:rPr>
+          <w:rFonts w:ascii="宋体" w:hAnsi="宋体" w:eastAsia="宋体"/>
+          <w:b w:val="0"/>
+          <w:color w:val="444444"/>
+          <w:sz w:val="20"/>
+        </w:rPr>
+        <w:t>4</w:t>
+      </w:r>
+    </w:p>
+    <w:p>
+      <w:pPr>
+        <w:tabs>
+          <w:tab w:pos="8844" w:val="right" w:leader="dot"/>
+        </w:tabs>
+        <w:spacing w:after="40"/>
+      </w:pPr>
+      <w:r>
+        <w:rPr>
+          <w:rFonts w:ascii="宋体" w:hAnsi="宋体" w:eastAsia="宋体"/>
+          <w:b/>
+          <w:color w:val="1F2A44"/>
+          <w:sz w:val="21"/>
+        </w:rPr>
+        <w:t>3 功能需求</w:t>
+      </w:r>
+      <w:r>
+        <w:tab/>
+      </w:r>
+      <w:r>
+        <w:rPr>
+          <w:rFonts w:ascii="宋体" w:hAnsi="宋体" w:eastAsia="宋体"/>
+          <w:b w:val="0"/>
+          <w:color w:val="444444"/>
+          <w:sz w:val="20"/>
+        </w:rPr>
+        <w:t>4</w:t>
+      </w:r>
+    </w:p>
+    <w:p>
+      <w:pPr>
+        <w:tabs>
+          <w:tab w:pos="8844" w:val="right" w:leader="dot"/>
+        </w:tabs>
+        <w:spacing w:after="40"/>
+      </w:pPr>
+      <w:r>
+        <w:rPr>
+          <w:rFonts w:ascii="宋体" w:hAnsi="宋体" w:eastAsia="宋体"/>
+          <w:b/>
+          <w:color w:val="1F2A44"/>
+          <w:sz w:val="21"/>
+        </w:rPr>
+        <w:t>4 非功能需求</w:t>
+      </w:r>
+      <w:r>
+        <w:tab/>
+      </w:r>
+      <w:r>
+        <w:rPr>
+          <w:rFonts w:ascii="宋体" w:hAnsi="宋体" w:eastAsia="宋体"/>
+          <w:b w:val="0"/>
+          <w:color w:val="444444"/>
+          <w:sz w:val="20"/>
+        </w:rPr>
+        <w:t>5</w:t>
+      </w:r>
+    </w:p>
+    <w:p>
+      <w:pPr>
+        <w:tabs>
+          <w:tab w:pos="8844" w:val="right" w:leader="dot"/>
+        </w:tabs>
+        <w:spacing w:after="40"/>
+      </w:pPr>
+      <w:r>
+        <w:rPr>
+          <w:rFonts w:ascii="宋体" w:hAnsi="宋体" w:eastAsia="宋体"/>
+          <w:b/>
+          <w:color w:val="1F2A44"/>
+          <w:sz w:val="21"/>
+        </w:rPr>
+        <w:t>5 数据需求</w:t>
+      </w:r>
+      <w:r>
+        <w:tab/>
+      </w:r>
+      <w:r>
+        <w:rPr>
+          <w:rFonts w:ascii="宋体" w:hAnsi="宋体" w:eastAsia="宋体"/>
+          <w:b w:val="0"/>
+          <w:color w:val="444444"/>
+          <w:sz w:val="20"/>
+        </w:rPr>
+        <w:t>6</w:t>
+      </w:r>
+    </w:p>
+    <w:p>
+      <w:pPr>
+        <w:tabs>
+          <w:tab w:pos="8617" w:val="right" w:leader="dot"/>
+        </w:tabs>
+        <w:spacing w:after="40"/>
+        <w:ind w:left="454"/>
+      </w:pPr>
+      <w:r>
+        <w:rPr>
+          <w:rFonts w:ascii="宋体" w:hAnsi="宋体" w:eastAsia="宋体"/>
+          <w:b w:val="0"/>
+          <w:color w:val="444444"/>
+          <w:sz w:val="20"/>
+        </w:rPr>
+        <w:t>5.1 题库数据</w:t>
+      </w:r>
+      <w:r>
+        <w:tab/>
+      </w:r>
+      <w:r>
+        <w:rPr>
+          <w:rFonts w:ascii="宋体" w:hAnsi="宋体" w:eastAsia="宋体"/>
+          <w:b w:val="0"/>
+          <w:color w:val="444444"/>
+          <w:sz w:val="20"/>
+        </w:rPr>
+        <w:t>6</w:t>
+      </w:r>
+    </w:p>
+    <w:p>
+      <w:pPr>
+        <w:tabs>
+          <w:tab w:pos="8617" w:val="right" w:leader="dot"/>
+        </w:tabs>
+        <w:spacing w:after="40"/>
+        <w:ind w:left="454"/>
+      </w:pPr>
+      <w:r>
+        <w:rPr>
+          <w:rFonts w:ascii="宋体" w:hAnsi="宋体" w:eastAsia="宋体"/>
+          <w:b w:val="0"/>
+          <w:color w:val="444444"/>
+          <w:sz w:val="20"/>
+        </w:rPr>
+        <w:t>5.2 学习进度数据</w:t>
+      </w:r>
+      <w:r>
+        <w:tab/>
+      </w:r>
+      <w:r>
+        <w:rPr>
+          <w:rFonts w:ascii="宋体" w:hAnsi="宋体" w:eastAsia="宋体"/>
+          <w:b w:val="0"/>
+          <w:color w:val="444444"/>
+          <w:sz w:val="20"/>
+        </w:rPr>
+        <w:t>6</w:t>
+      </w:r>
+    </w:p>
+    <w:p>
+      <w:pPr>
+        <w:tabs>
+          <w:tab w:pos="8844" w:val="right" w:leader="dot"/>
+        </w:tabs>
+        <w:spacing w:after="40"/>
+      </w:pPr>
+      <w:r>
+        <w:rPr>
+          <w:rFonts w:ascii="宋体" w:hAnsi="宋体" w:eastAsia="宋体"/>
+          <w:b/>
+          <w:color w:val="1F2A44"/>
+          <w:sz w:val="21"/>
+        </w:rPr>
+        <w:t>6 验收标准</w:t>
+      </w:r>
+      <w:r>
+        <w:tab/>
+      </w:r>
+      <w:r>
+        <w:rPr>
+          <w:rFonts w:ascii="宋体" w:hAnsi="宋体" w:eastAsia="宋体"/>
+          <w:b w:val="0"/>
+          <w:color w:val="444444"/>
+          <w:sz w:val="20"/>
+        </w:rPr>
+        <w:t>6</w:t>
+      </w:r>
+    </w:p>
+    <w:p>
+      <w:pPr>
+        <w:tabs>
+          <w:tab w:pos="8844" w:val="right" w:leader="dot"/>
+        </w:tabs>
+        <w:spacing w:after="40"/>
+      </w:pPr>
+      <w:r>
+        <w:rPr>
+          <w:rFonts w:ascii="宋体" w:hAnsi="宋体" w:eastAsia="宋体"/>
+          <w:b/>
+          <w:color w:val="1F2A44"/>
+          <w:sz w:val="21"/>
+        </w:rPr>
+        <w:t>7 需求追踪矩阵</w:t>
+      </w:r>
+      <w:r>
+        <w:tab/>
+      </w:r>
+      <w:r>
+        <w:rPr>
+          <w:rFonts w:ascii="宋体" w:hAnsi="宋体" w:eastAsia="宋体"/>
+          <w:b w:val="0"/>
+          <w:color w:val="444444"/>
+          <w:sz w:val="20"/>
+        </w:rPr>
+        <w:t>7</w:t>
       </w:r>
     </w:p>
     <w:p>
@@ -4640,6 +5103,7 @@
     </w:tbl>
     <w:p/>
     <w:sectPr>
+      <w:footerReference w:type="default" r:id="rId9"/>
       <w:pgSz w:w="11906" w:h="16838"/>
       <w:pgMar w:top="1361" w:right="1361" w:bottom="1247" w:left="1474" w:header="720" w:footer="720" w:gutter="0"/>
       <w:cols w:space="720"/>
@@ -4647,6 +5111,54 @@
     </w:sectPr>
   </w:body>
 </w:document>
+</file>
+
+<file path=word/footer1.xml><?xml version="1.0" encoding="utf-8"?>
+<w:ftr xmlns:m="http://schemas.openxmlformats.org/officeDocument/2006/math" xmlns:mc="http://schemas.openxmlformats.org/markup-compatibility/2006" xmlns:mo="http://schemas.microsoft.com/office/mac/office/2008/main" xmlns:mv="urn:schemas-microsoft-com:mac:vml" xmlns:o="urn:schemas-microsoft-com:office:office" xmlns:r="http://schemas.openxmlformats.org/officeDocument/2006/relationships" xmlns:v="urn:schemas-microsoft-com:vml" xmlns:w10="urn:schemas-microsoft-com:office:word" xmlns:w14="http://schemas.microsoft.com/office/word/2010/wordml" xmlns:w="http://schemas.openxmlformats.org/wordprocessingml/2006/main" xmlns:wne="http://schemas.microsoft.com/office/word/2006/wordml" xmlns:wp14="http://schemas.microsoft.com/office/word/2010/wordprocessingDrawing" xmlns:wp="http://schemas.openxmlformats.org/drawingml/2006/wordprocessingDrawing" xmlns:wpc="http://schemas.microsoft.com/office/word/2010/wordprocessingCanvas" xmlns:wpg="http://schemas.microsoft.com/office/word/2010/wordprocessingGroup" xmlns:wpi="http://schemas.microsoft.com/office/word/2010/wordprocessingInk" xmlns:wps="http://schemas.microsoft.com/office/word/2010/wordprocessingShape" mc:Ignorable="w14 wp14">
+  <w:p>
+    <w:pPr>
+      <w:pStyle w:val="Footer"/>
+      <w:jc w:val="center"/>
+    </w:pPr>
+    <w:r>
+      <w:rPr>
+        <w:rFonts w:ascii="宋体" w:hAnsi="宋体" w:eastAsia="宋体"/>
+        <w:b w:val="0"/>
+        <w:color w:val="666666"/>
+        <w:sz w:val="18"/>
+      </w:rPr>
+      <w:t xml:space="preserve">第 </w:t>
+    </w:r>
+    <w:r>
+      <w:fldChar w:fldCharType="begin"/>
+      <w:instrText xml:space="preserve">PAGE</w:instrText>
+      <w:fldChar w:fldCharType="end"/>
+    </w:r>
+    <w:r>
+      <w:rPr>
+        <w:rFonts w:ascii="宋体" w:hAnsi="宋体" w:eastAsia="宋体"/>
+        <w:b w:val="0"/>
+        <w:color w:val="666666"/>
+        <w:sz w:val="18"/>
+      </w:rPr>
+      <w:t xml:space="preserve"> 页 / 共 </w:t>
+    </w:r>
+    <w:r>
+      <w:fldChar w:fldCharType="begin"/>
+      <w:instrText xml:space="preserve">NUMPAGES</w:instrText>
+      <w:fldChar w:fldCharType="end"/>
+    </w:r>
+    <w:r>
+      <w:rPr>
+        <w:rFonts w:ascii="宋体" w:hAnsi="宋体" w:eastAsia="宋体"/>
+        <w:b w:val="0"/>
+        <w:color w:val="666666"/>
+        <w:sz w:val="18"/>
+      </w:rPr>
+      <w:t xml:space="preserve"> 页</w:t>
+    </w:r>
+  </w:p>
+</w:ftr>
 </file>
 
 <file path=word/numbering.xml><?xml version="1.0" encoding="utf-8"?>

--- a/docs/1-需求说明书.docx
+++ b/docs/1-需求说明书.docx
@@ -524,7 +524,7 @@
           <w:color w:val="444444"/>
           <w:sz w:val="20"/>
         </w:rPr>
-        <w:t>6</w:t>
+        <w:t>7</w:t>
       </w:r>
     </w:p>
     <w:p>
@@ -2727,6 +2727,298 @@
           </w:p>
         </w:tc>
       </w:tr>
+      <w:tr>
+        <w:trPr>
+          <w:cantSplit/>
+        </w:trPr>
+        <w:tc>
+          <w:tcPr>
+            <w:tcW w:type="dxa" w:w="907"/>
+          </w:tcPr>
+          <w:p>
+            <w:pPr>
+              <w:spacing w:after="40"/>
+            </w:pPr>
+            <w:r>
+              <w:rPr>
+                <w:rFonts w:ascii="宋体" w:hAnsi="宋体" w:eastAsia="宋体"/>
+                <w:sz w:val="19"/>
+              </w:rPr>
+              <w:t>FR-16</w:t>
+            </w:r>
+          </w:p>
+        </w:tc>
+        <w:tc>
+          <w:tcPr>
+            <w:tcW w:type="dxa" w:w="1474"/>
+          </w:tcPr>
+          <w:p>
+            <w:pPr>
+              <w:spacing w:after="40"/>
+            </w:pPr>
+            <w:r>
+              <w:rPr>
+                <w:rFonts w:ascii="宋体" w:hAnsi="宋体" w:eastAsia="宋体"/>
+                <w:sz w:val="19"/>
+              </w:rPr>
+              <w:t>按错题加权组卷</w:t>
+            </w:r>
+          </w:p>
+        </w:tc>
+        <w:tc>
+          <w:tcPr>
+            <w:tcW w:type="dxa" w:w="5669"/>
+          </w:tcPr>
+          <w:p>
+            <w:pPr>
+              <w:spacing w:after="40"/>
+            </w:pPr>
+            <w:r>
+              <w:rPr>
+                <w:rFonts w:ascii="宋体" w:hAnsi="宋体" w:eastAsia="宋体"/>
+                <w:sz w:val="19"/>
+              </w:rPr>
+              <w:t>可根据学习记录加权出题：错得多、没掌握的题权重更高；也可切换为章节均衡</w:t>
+            </w:r>
+          </w:p>
+        </w:tc>
+        <w:tc>
+          <w:tcPr>
+            <w:tcW w:type="dxa" w:w="1020"/>
+          </w:tcPr>
+          <w:p>
+            <w:pPr>
+              <w:spacing w:after="40"/>
+            </w:pPr>
+            <w:r>
+              <w:rPr>
+                <w:rFonts w:ascii="宋体" w:hAnsi="宋体" w:eastAsia="宋体"/>
+                <w:sz w:val="19"/>
+              </w:rPr>
+              <w:t>高</w:t>
+            </w:r>
+          </w:p>
+        </w:tc>
+      </w:tr>
+      <w:tr>
+        <w:trPr>
+          <w:cantSplit/>
+        </w:trPr>
+        <w:tc>
+          <w:tcPr>
+            <w:tcW w:type="dxa" w:w="907"/>
+          </w:tcPr>
+          <w:p>
+            <w:pPr>
+              <w:spacing w:after="40"/>
+            </w:pPr>
+            <w:r>
+              <w:rPr>
+                <w:rFonts w:ascii="宋体" w:hAnsi="宋体" w:eastAsia="宋体"/>
+                <w:sz w:val="19"/>
+              </w:rPr>
+              <w:t>FR-17</w:t>
+            </w:r>
+          </w:p>
+        </w:tc>
+        <w:tc>
+          <w:tcPr>
+            <w:tcW w:type="dxa" w:w="1474"/>
+          </w:tcPr>
+          <w:p>
+            <w:pPr>
+              <w:spacing w:after="40"/>
+            </w:pPr>
+            <w:r>
+              <w:rPr>
+                <w:rFonts w:ascii="宋体" w:hAnsi="宋体" w:eastAsia="宋体"/>
+                <w:sz w:val="19"/>
+              </w:rPr>
+              <w:t>题目搜索</w:t>
+            </w:r>
+          </w:p>
+        </w:tc>
+        <w:tc>
+          <w:tcPr>
+            <w:tcW w:type="dxa" w:w="5669"/>
+          </w:tcPr>
+          <w:p>
+            <w:pPr>
+              <w:spacing w:after="40"/>
+            </w:pPr>
+            <w:r>
+              <w:rPr>
+                <w:rFonts w:ascii="宋体" w:hAnsi="宋体" w:eastAsia="宋体"/>
+                <w:sz w:val="19"/>
+              </w:rPr>
+              <w:t>支持按题号、标题、考点、题干关键词搜索，Ctrl+F 聚焦搜索框</w:t>
+            </w:r>
+          </w:p>
+        </w:tc>
+        <w:tc>
+          <w:tcPr>
+            <w:tcW w:type="dxa" w:w="1020"/>
+          </w:tcPr>
+          <w:p>
+            <w:pPr>
+              <w:spacing w:after="40"/>
+            </w:pPr>
+            <w:r>
+              <w:rPr>
+                <w:rFonts w:ascii="宋体" w:hAnsi="宋体" w:eastAsia="宋体"/>
+                <w:sz w:val="19"/>
+              </w:rPr>
+              <w:t>中</w:t>
+            </w:r>
+          </w:p>
+        </w:tc>
+      </w:tr>
+      <w:tr>
+        <w:trPr>
+          <w:cantSplit/>
+        </w:trPr>
+        <w:tc>
+          <w:tcPr>
+            <w:tcW w:type="dxa" w:w="907"/>
+          </w:tcPr>
+          <w:p>
+            <w:pPr>
+              <w:spacing w:after="40"/>
+            </w:pPr>
+            <w:r>
+              <w:rPr>
+                <w:rFonts w:ascii="宋体" w:hAnsi="宋体" w:eastAsia="宋体"/>
+                <w:sz w:val="19"/>
+              </w:rPr>
+              <w:t>FR-18</w:t>
+            </w:r>
+          </w:p>
+        </w:tc>
+        <w:tc>
+          <w:tcPr>
+            <w:tcW w:type="dxa" w:w="1474"/>
+          </w:tcPr>
+          <w:p>
+            <w:pPr>
+              <w:spacing w:after="40"/>
+            </w:pPr>
+            <w:r>
+              <w:rPr>
+                <w:rFonts w:ascii="宋体" w:hAnsi="宋体" w:eastAsia="宋体"/>
+                <w:sz w:val="19"/>
+              </w:rPr>
+              <w:t>导出学习报告</w:t>
+            </w:r>
+          </w:p>
+        </w:tc>
+        <w:tc>
+          <w:tcPr>
+            <w:tcW w:type="dxa" w:w="5669"/>
+          </w:tcPr>
+          <w:p>
+            <w:pPr>
+              <w:spacing w:after="40"/>
+            </w:pPr>
+            <w:r>
+              <w:rPr>
+                <w:rFonts w:ascii="宋体" w:hAnsi="宋体" w:eastAsia="宋体"/>
+                <w:sz w:val="19"/>
+              </w:rPr>
+              <w:t>把汇总、各章进度、组卷记录与逐题明细导出为 CSV（Excel 可直接打开）</w:t>
+            </w:r>
+          </w:p>
+        </w:tc>
+        <w:tc>
+          <w:tcPr>
+            <w:tcW w:type="dxa" w:w="1020"/>
+          </w:tcPr>
+          <w:p>
+            <w:pPr>
+              <w:spacing w:after="40"/>
+            </w:pPr>
+            <w:r>
+              <w:rPr>
+                <w:rFonts w:ascii="宋体" w:hAnsi="宋体" w:eastAsia="宋体"/>
+                <w:sz w:val="19"/>
+              </w:rPr>
+              <w:t>中</w:t>
+            </w:r>
+          </w:p>
+        </w:tc>
+      </w:tr>
+      <w:tr>
+        <w:trPr>
+          <w:cantSplit/>
+        </w:trPr>
+        <w:tc>
+          <w:tcPr>
+            <w:tcW w:type="dxa" w:w="907"/>
+          </w:tcPr>
+          <w:p>
+            <w:pPr>
+              <w:spacing w:after="40"/>
+            </w:pPr>
+            <w:r>
+              <w:rPr>
+                <w:rFonts w:ascii="宋体" w:hAnsi="宋体" w:eastAsia="宋体"/>
+                <w:sz w:val="19"/>
+              </w:rPr>
+              <w:t>FR-19</w:t>
+            </w:r>
+          </w:p>
+        </w:tc>
+        <w:tc>
+          <w:tcPr>
+            <w:tcW w:type="dxa" w:w="1474"/>
+          </w:tcPr>
+          <w:p>
+            <w:pPr>
+              <w:spacing w:after="40"/>
+            </w:pPr>
+            <w:r>
+              <w:rPr>
+                <w:rFonts w:ascii="宋体" w:hAnsi="宋体" w:eastAsia="宋体"/>
+                <w:sz w:val="19"/>
+              </w:rPr>
+              <w:t>自定义题库</w:t>
+            </w:r>
+          </w:p>
+        </w:tc>
+        <w:tc>
+          <w:tcPr>
+            <w:tcW w:type="dxa" w:w="5669"/>
+          </w:tcPr>
+          <w:p>
+            <w:pPr>
+              <w:spacing w:after="40"/>
+            </w:pPr>
+            <w:r>
+              <w:rPr>
+                <w:rFonts w:ascii="宋体" w:hAnsi="宋体" w:eastAsia="宋体"/>
+                <w:sz w:val="19"/>
+              </w:rPr>
+              <w:t>导入 JSON 题库，作为「自定义题库」章节并入，参与刷题与组卷；导入时自动校验参考答案</w:t>
+            </w:r>
+          </w:p>
+        </w:tc>
+        <w:tc>
+          <w:tcPr>
+            <w:tcW w:type="dxa" w:w="1020"/>
+          </w:tcPr>
+          <w:p>
+            <w:pPr>
+              <w:spacing w:after="40"/>
+            </w:pPr>
+            <w:r>
+              <w:rPr>
+                <w:rFonts w:ascii="宋体" w:hAnsi="宋体" w:eastAsia="宋体"/>
+                <w:sz w:val="19"/>
+              </w:rPr>
+              <w:t>中</w:t>
+            </w:r>
+          </w:p>
+        </w:tc>
+      </w:tr>
     </w:tbl>
     <w:p/>
     <w:p>
@@ -4302,6 +4594,62 @@
                 <w:rFonts w:ascii="宋体" w:hAnsi="宋体" w:eastAsia="宋体"/>
                 <w:sz w:val="19"/>
               </w:rPr>
+              <w:t>AC-07</w:t>
+            </w:r>
+          </w:p>
+        </w:tc>
+        <w:tc>
+          <w:tcPr>
+            <w:tcW w:type="dxa" w:w="4535"/>
+          </w:tcPr>
+          <w:p>
+            <w:pPr>
+              <w:spacing w:after="40"/>
+            </w:pPr>
+            <w:r>
+              <w:rPr>
+                <w:rFonts w:ascii="宋体" w:hAnsi="宋体" w:eastAsia="宋体"/>
+                <w:sz w:val="19"/>
+              </w:rPr>
+              <w:t>搜索能按关键词命中题目；导出 CSV 含汇总/组卷/明细；导入 JSON 后出现自定义章节且答案自检通过</w:t>
+            </w:r>
+          </w:p>
+        </w:tc>
+        <w:tc>
+          <w:tcPr>
+            <w:tcW w:type="dxa" w:w="3628"/>
+          </w:tcPr>
+          <w:p>
+            <w:pPr>
+              <w:spacing w:after="40"/>
+            </w:pPr>
+            <w:r>
+              <w:rPr>
+                <w:rFonts w:ascii="宋体" w:hAnsi="宋体" w:eastAsia="宋体"/>
+                <w:sz w:val="19"/>
+              </w:rPr>
+              <w:t>交互测试（15 项）与自定义题库导入测试</w:t>
+            </w:r>
+          </w:p>
+        </w:tc>
+      </w:tr>
+      <w:tr>
+        <w:trPr>
+          <w:cantSplit/>
+        </w:trPr>
+        <w:tc>
+          <w:tcPr>
+            <w:tcW w:type="dxa" w:w="907"/>
+          </w:tcPr>
+          <w:p>
+            <w:pPr>
+              <w:spacing w:after="40"/>
+            </w:pPr>
+            <w:r>
+              <w:rPr>
+                <w:rFonts w:ascii="宋体" w:hAnsi="宋体" w:eastAsia="宋体"/>
+                <w:sz w:val="19"/>
+              </w:rPr>
               <w:t>AC-06</w:t>
             </w:r>
           </w:p>
@@ -5100,6 +5448,230 @@
           </w:p>
         </w:tc>
       </w:tr>
+      <w:tr>
+        <w:trPr>
+          <w:cantSplit/>
+        </w:trPr>
+        <w:tc>
+          <w:tcPr>
+            <w:tcW w:type="dxa" w:w="1701"/>
+          </w:tcPr>
+          <w:p>
+            <w:pPr>
+              <w:spacing w:after="40"/>
+            </w:pPr>
+            <w:r>
+              <w:rPr>
+                <w:rFonts w:ascii="宋体" w:hAnsi="宋体" w:eastAsia="宋体"/>
+                <w:sz w:val="19"/>
+              </w:rPr>
+              <w:t>FR-16</w:t>
+            </w:r>
+          </w:p>
+        </w:tc>
+        <w:tc>
+          <w:tcPr>
+            <w:tcW w:type="dxa" w:w="3402"/>
+          </w:tcPr>
+          <w:p>
+            <w:pPr>
+              <w:spacing w:after="40"/>
+            </w:pPr>
+            <w:r>
+              <w:rPr>
+                <w:rFonts w:ascii="宋体" w:hAnsi="宋体" w:eastAsia="宋体"/>
+                <w:sz w:val="19"/>
+              </w:rPr>
+              <w:t>exam._weighted_pop / ui_exam._weights</w:t>
+            </w:r>
+          </w:p>
+        </w:tc>
+        <w:tc>
+          <w:tcPr>
+            <w:tcW w:type="dxa" w:w="3969"/>
+          </w:tcPr>
+          <w:p>
+            <w:pPr>
+              <w:spacing w:after="40"/>
+            </w:pPr>
+            <w:r>
+              <w:rPr>
+                <w:rFonts w:ascii="宋体" w:hAnsi="宋体" w:eastAsia="宋体"/>
+                <w:sz w:val="19"/>
+              </w:rPr>
+              <w:t>组卷自检（加权抽样 12 项）</w:t>
+            </w:r>
+          </w:p>
+        </w:tc>
+      </w:tr>
+      <w:tr>
+        <w:trPr>
+          <w:cantSplit/>
+        </w:trPr>
+        <w:tc>
+          <w:tcPr>
+            <w:tcW w:type="dxa" w:w="1701"/>
+          </w:tcPr>
+          <w:p>
+            <w:pPr>
+              <w:spacing w:after="40"/>
+            </w:pPr>
+            <w:r>
+              <w:rPr>
+                <w:rFonts w:ascii="宋体" w:hAnsi="宋体" w:eastAsia="宋体"/>
+                <w:sz w:val="19"/>
+              </w:rPr>
+              <w:t>FR-17</w:t>
+            </w:r>
+          </w:p>
+        </w:tc>
+        <w:tc>
+          <w:tcPr>
+            <w:tcW w:type="dxa" w:w="3402"/>
+          </w:tcPr>
+          <w:p>
+            <w:pPr>
+              <w:spacing w:after="40"/>
+            </w:pPr>
+            <w:r>
+              <w:rPr>
+                <w:rFonts w:ascii="宋体" w:hAnsi="宋体" w:eastAsia="宋体"/>
+                <w:sz w:val="19"/>
+              </w:rPr>
+              <w:t>ui.PracticeView.do_search</w:t>
+            </w:r>
+          </w:p>
+        </w:tc>
+        <w:tc>
+          <w:tcPr>
+            <w:tcW w:type="dxa" w:w="3969"/>
+          </w:tcPr>
+          <w:p>
+            <w:pPr>
+              <w:spacing w:after="40"/>
+            </w:pPr>
+            <w:r>
+              <w:rPr>
+                <w:rFonts w:ascii="宋体" w:hAnsi="宋体" w:eastAsia="宋体"/>
+                <w:sz w:val="19"/>
+              </w:rPr>
+              <w:t>交互测试（搜索「回文」）</w:t>
+            </w:r>
+          </w:p>
+        </w:tc>
+      </w:tr>
+      <w:tr>
+        <w:trPr>
+          <w:cantSplit/>
+        </w:trPr>
+        <w:tc>
+          <w:tcPr>
+            <w:tcW w:type="dxa" w:w="1701"/>
+          </w:tcPr>
+          <w:p>
+            <w:pPr>
+              <w:spacing w:after="40"/>
+            </w:pPr>
+            <w:r>
+              <w:rPr>
+                <w:rFonts w:ascii="宋体" w:hAnsi="宋体" w:eastAsia="宋体"/>
+                <w:sz w:val="19"/>
+              </w:rPr>
+              <w:t>FR-18</w:t>
+            </w:r>
+          </w:p>
+        </w:tc>
+        <w:tc>
+          <w:tcPr>
+            <w:tcW w:type="dxa" w:w="3402"/>
+          </w:tcPr>
+          <w:p>
+            <w:pPr>
+              <w:spacing w:after="40"/>
+            </w:pPr>
+            <w:r>
+              <w:rPr>
+                <w:rFonts w:ascii="宋体" w:hAnsi="宋体" w:eastAsia="宋体"/>
+                <w:sz w:val="19"/>
+              </w:rPr>
+              <w:t>ui.StatsView.export_report</w:t>
+            </w:r>
+          </w:p>
+        </w:tc>
+        <w:tc>
+          <w:tcPr>
+            <w:tcW w:type="dxa" w:w="3969"/>
+          </w:tcPr>
+          <w:p>
+            <w:pPr>
+              <w:spacing w:after="40"/>
+            </w:pPr>
+            <w:r>
+              <w:rPr>
+                <w:rFonts w:ascii="宋体" w:hAnsi="宋体" w:eastAsia="宋体"/>
+                <w:sz w:val="19"/>
+              </w:rPr>
+              <w:t>交互测试（导出 CSV 并检查内容）</w:t>
+            </w:r>
+          </w:p>
+        </w:tc>
+      </w:tr>
+      <w:tr>
+        <w:trPr>
+          <w:cantSplit/>
+        </w:trPr>
+        <w:tc>
+          <w:tcPr>
+            <w:tcW w:type="dxa" w:w="1701"/>
+          </w:tcPr>
+          <w:p>
+            <w:pPr>
+              <w:spacing w:after="40"/>
+            </w:pPr>
+            <w:r>
+              <w:rPr>
+                <w:rFonts w:ascii="宋体" w:hAnsi="宋体" w:eastAsia="宋体"/>
+                <w:sz w:val="19"/>
+              </w:rPr>
+              <w:t>FR-19</w:t>
+            </w:r>
+          </w:p>
+        </w:tc>
+        <w:tc>
+          <w:tcPr>
+            <w:tcW w:type="dxa" w:w="3402"/>
+          </w:tcPr>
+          <w:p>
+            <w:pPr>
+              <w:spacing w:after="40"/>
+            </w:pPr>
+            <w:r>
+              <w:rPr>
+                <w:rFonts w:ascii="宋体" w:hAnsi="宋体" w:eastAsia="宋体"/>
+                <w:sz w:val="19"/>
+              </w:rPr>
+              <w:t>qbank.load_custom / ui.App.import_bank</w:t>
+            </w:r>
+          </w:p>
+        </w:tc>
+        <w:tc>
+          <w:tcPr>
+            <w:tcW w:type="dxa" w:w="3969"/>
+          </w:tcPr>
+          <w:p>
+            <w:pPr>
+              <w:spacing w:after="40"/>
+            </w:pPr>
+            <w:r>
+              <w:rPr>
+                <w:rFonts w:ascii="宋体" w:hAnsi="宋体" w:eastAsia="宋体"/>
+                <w:sz w:val="19"/>
+              </w:rPr>
+              <w:t>交互测试（导入后出现自定义章节）</w:t>
+            </w:r>
+          </w:p>
+        </w:tc>
+      </w:tr>
     </w:tbl>
     <w:p/>
     <w:sectPr>
